--- a/giay_phep_lien_van_template.docx
+++ b/giay_phep_lien_van_template.docx
@@ -9,6 +9,18 @@
         <w:rPr>
           <w:rFonts w:ascii="Times New Roman" w:eastAsia="Times New Roman" w:hAnsi="Times New Roman" w:cs="Times New Roman"/>
           <w:b/>
+          <w:color w:val="FFFFFF"/>
+        </w:rPr>
+      </w:pPr>
+    </w:p>
+    <w:p>
+      <w:pPr>
+        <w:widowControl/>
+        <w:spacing w:before="120"/>
+        <w:rPr>
+          <w:rFonts w:ascii="Times New Roman" w:eastAsia="Times New Roman" w:hAnsi="Times New Roman" w:cs="Times New Roman"/>
+          <w:b/>
+          <w:color w:val="FFFFFF"/>
         </w:rPr>
       </w:pPr>
     </w:p>
@@ -21,42 +33,13 @@
           <w:b/>
         </w:rPr>
       </w:pPr>
-    </w:p>
-    <w:p>
-      <w:pPr>
-        <w:widowControl/>
-        <w:spacing w:before="120"/>
-        <w:jc w:val="center"/>
-        <w:rPr>
-          <w:rFonts w:ascii="Times New Roman" w:eastAsia="Times New Roman" w:hAnsi="Times New Roman" w:cs="Times New Roman"/>
-          <w:b/>
-        </w:rPr>
-      </w:pPr>
       <w:r>
         <w:rPr>
           <w:rFonts w:ascii="Times New Roman" w:eastAsia="Times New Roman" w:hAnsi="Times New Roman" w:cs="Times New Roman"/>
           <w:b/>
           <w:color w:val="FFFFFF"/>
         </w:rPr>
-        <w:t>PHÙ HIỆU</w:t>
-      </w:r>
-      <w:r>
-        <w:rPr>
-          <w:rFonts w:ascii="Times New Roman" w:eastAsia="Times New Roman" w:hAnsi="Times New Roman" w:cs="Times New Roman"/>
-          <w:b/>
-          <w:color w:val="FFFFFF"/>
-        </w:rPr>
-        <w:br/>
-        <w:t>GIẤY PHÉP LIÊN VẬN GIỮA VIỆT NAM VÀ LÀO</w:t>
-      </w:r>
-      <w:r>
-        <w:rPr>
-          <w:rFonts w:ascii="Times New Roman" w:eastAsia="Times New Roman" w:hAnsi="Times New Roman" w:cs="Times New Roman"/>
-          <w:b/>
-          <w:color w:val="FFFFFF"/>
-        </w:rPr>
-        <w:br/>
-        <w:t>STICKER</w:t>
+        <w:t>VÀ STICKER</w:t>
       </w:r>
       <w:r>
         <w:rPr>
@@ -71,7 +54,7 @@
     <w:p>
       <w:pPr>
         <w:widowControl/>
-        <w:spacing w:before="120"/>
+        <w:spacing w:before="360"/>
         <w:jc w:val="center"/>
         <w:rPr>
           <w:rFonts w:ascii="Times New Roman" w:eastAsia="Times New Roman" w:hAnsi="Times New Roman" w:cs="Times New Roman"/>
@@ -126,21 +109,7 @@
                 <w:rFonts w:ascii="Times New Roman" w:eastAsia="Times New Roman" w:hAnsi="Times New Roman" w:cs="Times New Roman"/>
                 <w:b/>
               </w:rPr>
-              <w:t>{</w:t>
-            </w:r>
-            <w:r>
-              <w:rPr>
-                <w:rFonts w:ascii="Times New Roman" w:eastAsia="Times New Roman" w:hAnsi="Times New Roman" w:cs="Times New Roman"/>
-                <w:b/>
-              </w:rPr>
-              <w:t>ten_doanh_nghiep</w:t>
-            </w:r>
-            <w:r>
-              <w:rPr>
-                <w:rFonts w:ascii="Times New Roman" w:eastAsia="Times New Roman" w:hAnsi="Times New Roman" w:cs="Times New Roman"/>
-                <w:b/>
-              </w:rPr>
-              <w:t>}</w:t>
+              <w:t>{ten_doanh_nghiep}</w:t>
             </w:r>
           </w:p>
           <w:p>
@@ -157,7 +126,37 @@
                 <w:rFonts w:ascii="Times New Roman" w:eastAsia="Times New Roman" w:hAnsi="Times New Roman" w:cs="Times New Roman"/>
                 <w:color w:val="000000"/>
               </w:rPr>
-              <w:t>Số đăng ký (Registration Number):</w:t>
+              <w:t>Số đăng ký (Registration Number</w:t>
+            </w:r>
+            <w:proofErr w:type="gramStart"/>
+            <w:r>
+              <w:rPr>
+                <w:rFonts w:ascii="Times New Roman" w:eastAsia="Times New Roman" w:hAnsi="Times New Roman" w:cs="Times New Roman"/>
+                <w:color w:val="000000"/>
+              </w:rPr>
+              <w:t>):</w:t>
+            </w:r>
+            <w:r>
+              <w:rPr>
+                <w:rFonts w:ascii="Times New Roman" w:eastAsia="Times New Roman" w:hAnsi="Times New Roman" w:cs="Times New Roman"/>
+                <w:color w:val="000000"/>
+              </w:rPr>
+              <w:t xml:space="preserve"> </w:t>
+            </w:r>
+            <w:r>
+              <w:rPr>
+                <w:rFonts w:ascii="Times New Roman" w:eastAsia="Times New Roman" w:hAnsi="Times New Roman" w:cs="Times New Roman"/>
+                <w:b/>
+              </w:rPr>
+              <w:t>{</w:t>
+            </w:r>
+            <w:proofErr w:type="gramEnd"/>
+            <w:r>
+              <w:rPr>
+                <w:rFonts w:ascii="Times New Roman" w:eastAsia="Times New Roman" w:hAnsi="Times New Roman" w:cs="Times New Roman"/>
+                <w:b/>
+              </w:rPr>
+              <w:t>bien_so}</w:t>
             </w:r>
           </w:p>
           <w:p>
@@ -166,29 +165,15 @@
               <w:spacing w:before="120"/>
               <w:rPr>
                 <w:rFonts w:ascii="Times New Roman" w:eastAsia="Times New Roman" w:hAnsi="Times New Roman" w:cs="Times New Roman"/>
-                <w:b/>
+                <w:color w:val="000000"/>
               </w:rPr>
             </w:pPr>
             <w:r>
               <w:rPr>
                 <w:rFonts w:ascii="Times New Roman" w:eastAsia="Times New Roman" w:hAnsi="Times New Roman" w:cs="Times New Roman"/>
-                <w:b/>
-              </w:rPr>
-              <w:t>{</w:t>
-            </w:r>
-            <w:r>
-              <w:rPr>
-                <w:rFonts w:ascii="Times New Roman" w:eastAsia="Times New Roman" w:hAnsi="Times New Roman" w:cs="Times New Roman"/>
-                <w:b/>
-              </w:rPr>
-              <w:t>bien_so</w:t>
-            </w:r>
-            <w:r>
-              <w:rPr>
-                <w:rFonts w:ascii="Times New Roman" w:eastAsia="Times New Roman" w:hAnsi="Times New Roman" w:cs="Times New Roman"/>
-                <w:b/>
-              </w:rPr>
-              <w:t>}</w:t>
+                <w:color w:val="000000"/>
+              </w:rPr>
+              <w:t xml:space="preserve">Thời hạn (Period of validity): </w:t>
             </w:r>
           </w:p>
           <w:p>
@@ -197,81 +182,36 @@
               <w:spacing w:before="120"/>
               <w:rPr>
                 <w:rFonts w:ascii="Times New Roman" w:eastAsia="Times New Roman" w:hAnsi="Times New Roman" w:cs="Times New Roman"/>
-                <w:color w:val="000000"/>
+                <w:b/>
               </w:rPr>
             </w:pPr>
             <w:r>
               <w:rPr>
                 <w:rFonts w:ascii="Times New Roman" w:eastAsia="Times New Roman" w:hAnsi="Times New Roman" w:cs="Times New Roman"/>
-                <w:color w:val="000000"/>
-              </w:rPr>
-              <w:t xml:space="preserve">Thời hạn (Period of validity): </w:t>
-            </w:r>
-          </w:p>
-          <w:p>
-            <w:pPr>
-              <w:widowControl/>
-              <w:spacing w:before="120"/>
-              <w:rPr>
-                <w:rFonts w:ascii="Times New Roman" w:eastAsia="Times New Roman" w:hAnsi="Times New Roman" w:cs="Times New Roman"/>
                 <w:b/>
               </w:rPr>
-            </w:pPr>
+              <w:t xml:space="preserve">Từ ngày (from) </w:t>
+            </w:r>
             <w:r>
               <w:rPr>
                 <w:rFonts w:ascii="Times New Roman" w:eastAsia="Times New Roman" w:hAnsi="Times New Roman" w:cs="Times New Roman"/>
                 <w:b/>
               </w:rPr>
-              <w:t xml:space="preserve">Từ ngày (from) </w:t>
+              <w:t>{ngay_tu}</w:t>
             </w:r>
             <w:r>
               <w:rPr>
                 <w:rFonts w:ascii="Times New Roman" w:eastAsia="Times New Roman" w:hAnsi="Times New Roman" w:cs="Times New Roman"/>
                 <w:b/>
               </w:rPr>
-              <w:t>{</w:t>
+              <w:t xml:space="preserve"> đến ngày (until) </w:t>
             </w:r>
             <w:r>
               <w:rPr>
                 <w:rFonts w:ascii="Times New Roman" w:eastAsia="Times New Roman" w:hAnsi="Times New Roman" w:cs="Times New Roman"/>
                 <w:b/>
               </w:rPr>
-              <w:t>ngay_tu</w:t>
-            </w:r>
-            <w:r>
-              <w:rPr>
-                <w:rFonts w:ascii="Times New Roman" w:eastAsia="Times New Roman" w:hAnsi="Times New Roman" w:cs="Times New Roman"/>
-                <w:b/>
-              </w:rPr>
-              <w:t>}</w:t>
-            </w:r>
-            <w:r>
-              <w:rPr>
-                <w:rFonts w:ascii="Times New Roman" w:eastAsia="Times New Roman" w:hAnsi="Times New Roman" w:cs="Times New Roman"/>
-                <w:b/>
-              </w:rPr>
-              <w:t xml:space="preserve"> đến ngày (until) </w:t>
-            </w:r>
-            <w:r>
-              <w:rPr>
-                <w:rFonts w:ascii="Times New Roman" w:eastAsia="Times New Roman" w:hAnsi="Times New Roman" w:cs="Times New Roman"/>
-                <w:b/>
-              </w:rPr>
-              <w:t>{</w:t>
-            </w:r>
-            <w:r>
-              <w:rPr>
-                <w:rFonts w:ascii="Times New Roman" w:eastAsia="Times New Roman" w:hAnsi="Times New Roman" w:cs="Times New Roman"/>
-                <w:b/>
-              </w:rPr>
-              <w:t>ngay_den</w:t>
-            </w:r>
-            <w:r>
-              <w:rPr>
-                <w:rFonts w:ascii="Times New Roman" w:eastAsia="Times New Roman" w:hAnsi="Times New Roman" w:cs="Times New Roman"/>
-                <w:b/>
-              </w:rPr>
-              <w:t>}</w:t>
+              <w:t>{ngay_den}</w:t>
             </w:r>
           </w:p>
         </w:tc>
@@ -414,17 +354,6 @@
         <w:b/>
       </w:rPr>
     </w:pPr>
-  </w:p>
-  <w:p>
-    <w:pPr>
-      <w:widowControl/>
-      <w:spacing w:before="120"/>
-      <w:jc w:val="right"/>
-      <w:rPr>
-        <w:rFonts w:ascii="Times New Roman" w:eastAsia="Times New Roman" w:hAnsi="Times New Roman" w:cs="Times New Roman"/>
-        <w:b/>
-      </w:rPr>
-    </w:pPr>
     <w:r>
       <w:rPr>
         <w:rFonts w:ascii="Times New Roman" w:eastAsia="Times New Roman" w:hAnsi="Times New Roman" w:cs="Times New Roman"/>
@@ -437,21 +366,7 @@
         <w:rFonts w:ascii="Times New Roman" w:eastAsia="Times New Roman" w:hAnsi="Times New Roman" w:cs="Times New Roman"/>
         <w:b/>
       </w:rPr>
-      <w:t>{</w:t>
-    </w:r>
-    <w:r>
-      <w:rPr>
-        <w:rFonts w:ascii="Times New Roman" w:eastAsia="Times New Roman" w:hAnsi="Times New Roman" w:cs="Times New Roman"/>
-        <w:b/>
-      </w:rPr>
-      <w:t>so_phu_hieu</w:t>
-    </w:r>
-    <w:r>
-      <w:rPr>
-        <w:rFonts w:ascii="Times New Roman" w:eastAsia="Times New Roman" w:hAnsi="Times New Roman" w:cs="Times New Roman"/>
-        <w:b/>
-      </w:rPr>
-      <w:t>}</w:t>
+      <w:t>{so_phu_hieu}</w:t>
     </w:r>
   </w:p>
 </w:hdr>
@@ -997,6 +912,7 @@
   <w:style w:type="character" w:default="1" w:styleId="DefaultParagraphFont">
     <w:name w:val="Default Paragraph Font"/>
     <w:uiPriority w:val="1"/>
+    <w:semiHidden/>
     <w:unhideWhenUsed/>
   </w:style>
   <w:style w:type="table" w:default="1" w:styleId="TableNormal">
